--- a/app/public/templates/ISO3834-audit-report.docx
+++ b/app/public/templates/ISO3834-audit-report.docx
@@ -441,7 +441,7 @@
         <w:spacing w:before="0" w:after="300"/>
       </w:pPr>
       <w:r>
-        <w:t>2 - SCOPO DELLA VISITA ISPETTIVA</w:t>
+        <w:t>2 – SCOPO DELLA VISITA ISPETTIVA</w:t>
       </w:r>
     </w:p>
     <w:p>
@@ -638,32 +638,7 @@
       </w:pPr>
       <w:r>
         <w:lastRenderedPageBreak/>
-        <w:t>11 - ESITO DELLA VISITA ISPETTIVA</w:t>
-      </w:r>
-    </w:p>
-    <w:p>
-      <w:pPr>
-        <w:pStyle w:val="Titolo2"/>
-        <w:spacing w:before="200"/>
-      </w:pPr>
-      <w:r>
-        <w:t>Conclusioni</w:t>
-      </w:r>
-    </w:p>
-    <w:p>
-      <w:pPr>
-        <w:spacing w:after="300"/>
-      </w:pPr>
-      <w:r>
-        <w:t>{</w:t>
-      </w:r>
-      <w:proofErr w:type="spellStart"/>
-      <w:r>
-        <w:t>conclusions</w:t>
-      </w:r>
-      <w:proofErr w:type="spellEnd"/>
-      <w:r>
-        <w:t>}</w:t>
+        <w:t>11 – ESITO DELLA VISITA ISPETTIVA</w:t>
       </w:r>
     </w:p>
     <w:p>
@@ -1007,6 +982,31 @@
       <w:proofErr w:type="spellStart"/>
       <w:r>
         <w:t>summaryText</w:t>
+      </w:r>
+      <w:proofErr w:type="spellEnd"/>
+      <w:r>
+        <w:t>}</w:t>
+      </w:r>
+    </w:p>
+    <w:p>
+      <w:pPr>
+        <w:pStyle w:val="Titolo2"/>
+        <w:spacing w:before="200"/>
+      </w:pPr>
+      <w:r>
+        <w:t>Conclusioni</w:t>
+      </w:r>
+    </w:p>
+    <w:p>
+      <w:pPr>
+        <w:spacing w:after="300"/>
+      </w:pPr>
+      <w:r>
+        <w:t>{</w:t>
+      </w:r>
+      <w:proofErr w:type="spellStart"/>
+      <w:r>
+        <w:t>conclusions</w:t>
       </w:r>
       <w:proofErr w:type="spellEnd"/>
       <w:r>
